--- a/output/tables/READ/table1_overall.docx
+++ b/output/tables/READ/table1_overall.docx
@@ -7645,1386 +7645,6 @@
       </w:tr>
       <w:tr>
         <w:trPr>
-          <w:trHeight w:val="560" w:hRule="auto"/>
-        </w:trPr>
-        <w:tc>
-          <w:tcPr>
-            <w:tcBorders>
-              <w:bottom w:val="none" w:sz="0" w:space="0" w:color="000000"/>
-              <w:top w:val="none" w:sz="0" w:space="0" w:color="000000"/>
-              <w:left w:val="none" w:sz="0" w:space="0" w:color="000000"/>
-              <w:right w:val="none" w:sz="0" w:space="0" w:color="000000"/>
-            </w:tcBorders>
-            <w:shd w:val="clear" w:color="auto" w:fill="FFFFFF"/>
-            <w:tcMar>
-              <w:top w:w="0" w:type="dxa"/>
-              <w:bottom w:w="0" w:type="dxa"/>
-              <w:left w:w="0" w:type="dxa"/>
-              <w:right w:w="0" w:type="dxa"/>
-            </w:tcMar>
-            <w:vAlign w:val="top"/>
-          </w:tcPr>
-          <w:p>
-            <w:pPr>
-              <w:pStyle w:val="Normal"/>
-              <w:jc w:val="left"/>
-              <w:pBdr>
-                <w:bottom w:val="none" w:sz="0" w:space="0" w:color="000000"/>
-                <w:top w:val="none" w:sz="0" w:space="0" w:color="000000"/>
-                <w:left w:val="none" w:sz="0" w:space="0" w:color="000000"/>
-                <w:right w:val="none" w:sz="0" w:space="0" w:color="000000"/>
-              </w:pBdr>
-              <w:spacing w:after="100" w:before="100" w:line="240"/>
-              <w:ind w:left="300" w:right="100" w:firstLine="0" w:firstLineChars="0"/>
-              <w:rPr>
-                <w:rFonts w:ascii="Times New Roman" w:hAnsi="Times New Roman" w:eastAsia="Times New Roman" w:cs="Times New Roman"/>
-                <w:i w:val="false"/>
-                <w:b w:val="false"/>
-                <w:u w:val="none"/>
-                <w:strike w:val="false"/>
-                <w:sz w:val="18"/>
-                <w:szCs w:val="18"/>
-                <w:color w:val="000000"/>
-              </w:rPr>
-            </w:pPr>
-            <w:r>
-              <w:rPr>
-                <w:rFonts w:ascii="Times New Roman" w:hAnsi="Times New Roman" w:eastAsia="Times New Roman" w:cs="Times New Roman"/>
-                <w:i w:val="false"/>
-                <w:b w:val="false"/>
-                <w:u w:val="none"/>
-                <w:strike w:val="false"/>
-                <w:sz w:val="18"/>
-                <w:szCs w:val="18"/>
-                <w:color w:val="000000"/>
-              </w:rPr>
-              <w:t xml:space="preserve">Missing</w:t>
-            </w:r>
-          </w:p>
-        </w:tc>
-        <w:tc>
-          <w:tcPr>
-            <w:tcBorders>
-              <w:bottom w:val="none" w:sz="0" w:space="0" w:color="000000"/>
-              <w:top w:val="none" w:sz="0" w:space="0" w:color="000000"/>
-              <w:left w:val="none" w:sz="0" w:space="0" w:color="000000"/>
-              <w:right w:val="none" w:sz="0" w:space="0" w:color="000000"/>
-            </w:tcBorders>
-            <w:shd w:val="clear" w:color="auto" w:fill="FFFFFF"/>
-            <w:tcMar>
-              <w:top w:w="0" w:type="dxa"/>
-              <w:bottom w:w="0" w:type="dxa"/>
-              <w:left w:w="0" w:type="dxa"/>
-              <w:right w:w="0" w:type="dxa"/>
-            </w:tcMar>
-            <w:vAlign w:val="top"/>
-          </w:tcPr>
-          <w:p>
-            <w:pPr>
-              <w:pStyle w:val="Normal"/>
-              <w:jc w:val="center"/>
-              <w:pBdr>
-                <w:bottom w:val="none" w:sz="0" w:space="0" w:color="000000"/>
-                <w:top w:val="none" w:sz="0" w:space="0" w:color="000000"/>
-                <w:left w:val="none" w:sz="0" w:space="0" w:color="000000"/>
-                <w:right w:val="none" w:sz="0" w:space="0" w:color="000000"/>
-              </w:pBdr>
-              <w:spacing w:after="100" w:before="100" w:line="240"/>
-              <w:ind w:left="100" w:right="100" w:firstLine="0" w:firstLineChars="0"/>
-              <w:rPr>
-                <w:rFonts w:ascii="Times New Roman" w:hAnsi="Times New Roman" w:eastAsia="Times New Roman" w:cs="Times New Roman"/>
-                <w:i w:val="false"/>
-                <w:b w:val="false"/>
-                <w:u w:val="none"/>
-                <w:strike w:val="false"/>
-                <w:sz w:val="18"/>
-                <w:szCs w:val="18"/>
-                <w:color w:val="000000"/>
-              </w:rPr>
-            </w:pPr>
-            <w:r>
-              <w:rPr>
-                <w:rFonts w:ascii="Times New Roman" w:hAnsi="Times New Roman" w:eastAsia="Times New Roman" w:cs="Times New Roman"/>
-                <w:i w:val="false"/>
-                <w:b w:val="false"/>
-                <w:u w:val="none"/>
-                <w:strike w:val="false"/>
-                <w:sz w:val="18"/>
-                <w:szCs w:val="18"/>
-                <w:color w:val="000000"/>
-              </w:rPr>
-              <w:t xml:space="preserve">19</w:t>
-            </w:r>
-          </w:p>
-        </w:tc>
-      </w:tr>
-      <w:tr>
-        <w:trPr>
-          <w:trHeight w:val="560" w:hRule="auto"/>
-        </w:trPr>
-        <w:tc>
-          <w:tcPr>
-            <w:tcBorders>
-              <w:bottom w:val="none" w:sz="0" w:space="0" w:color="000000"/>
-              <w:top w:val="none" w:sz="0" w:space="0" w:color="000000"/>
-              <w:left w:val="none" w:sz="0" w:space="0" w:color="000000"/>
-              <w:right w:val="none" w:sz="0" w:space="0" w:color="000000"/>
-            </w:tcBorders>
-            <w:shd w:val="clear" w:color="auto" w:fill="FFFFFF"/>
-            <w:tcMar>
-              <w:top w:w="0" w:type="dxa"/>
-              <w:bottom w:w="0" w:type="dxa"/>
-              <w:left w:w="0" w:type="dxa"/>
-              <w:right w:w="0" w:type="dxa"/>
-            </w:tcMar>
-            <w:vAlign w:val="top"/>
-          </w:tcPr>
-          <w:p>
-            <w:pPr>
-              <w:pStyle w:val="Normal"/>
-              <w:jc w:val="left"/>
-              <w:pBdr>
-                <w:bottom w:val="none" w:sz="0" w:space="0" w:color="000000"/>
-                <w:top w:val="none" w:sz="0" w:space="0" w:color="000000"/>
-                <w:left w:val="none" w:sz="0" w:space="0" w:color="000000"/>
-                <w:right w:val="none" w:sz="0" w:space="0" w:color="000000"/>
-              </w:pBdr>
-              <w:spacing w:after="100" w:before="100" w:line="240"/>
-              <w:ind w:left="100" w:right="100" w:firstLine="0" w:firstLineChars="0"/>
-              <w:rPr>
-                <w:rFonts w:ascii="Times New Roman" w:hAnsi="Times New Roman" w:eastAsia="Times New Roman" w:cs="Times New Roman"/>
-                <w:i w:val="false"/>
-                <w:b w:val="true"/>
-                <w:u w:val="none"/>
-                <w:strike w:val="false"/>
-                <w:sz w:val="18"/>
-                <w:szCs w:val="18"/>
-                <w:color w:val="000000"/>
-              </w:rPr>
-            </w:pPr>
-            <w:r>
-              <w:rPr>
-                <w:rFonts w:ascii="Times New Roman" w:hAnsi="Times New Roman" w:eastAsia="Times New Roman" w:cs="Times New Roman"/>
-                <w:i w:val="false"/>
-                <w:b w:val="true"/>
-                <w:u w:val="none"/>
-                <w:strike w:val="false"/>
-                <w:sz w:val="18"/>
-                <w:szCs w:val="18"/>
-                <w:color w:val="000000"/>
-              </w:rPr>
-              <w:t xml:space="preserve">KRAS testing performed</w:t>
-            </w:r>
-          </w:p>
-        </w:tc>
-        <w:tc>
-          <w:tcPr>
-            <w:tcBorders>
-              <w:bottom w:val="none" w:sz="0" w:space="0" w:color="000000"/>
-              <w:top w:val="none" w:sz="0" w:space="0" w:color="000000"/>
-              <w:left w:val="none" w:sz="0" w:space="0" w:color="000000"/>
-              <w:right w:val="none" w:sz="0" w:space="0" w:color="000000"/>
-            </w:tcBorders>
-            <w:shd w:val="clear" w:color="auto" w:fill="FFFFFF"/>
-            <w:tcMar>
-              <w:top w:w="0" w:type="dxa"/>
-              <w:bottom w:w="0" w:type="dxa"/>
-              <w:left w:w="0" w:type="dxa"/>
-              <w:right w:w="0" w:type="dxa"/>
-            </w:tcMar>
-            <w:vAlign w:val="top"/>
-          </w:tcPr>
-          <w:p>
-            <w:pPr>
-              <w:pStyle w:val="Normal"/>
-              <w:jc w:val="center"/>
-              <w:pBdr>
-                <w:bottom w:val="none" w:sz="0" w:space="0" w:color="000000"/>
-                <w:top w:val="none" w:sz="0" w:space="0" w:color="000000"/>
-                <w:left w:val="none" w:sz="0" w:space="0" w:color="000000"/>
-                <w:right w:val="none" w:sz="0" w:space="0" w:color="000000"/>
-              </w:pBdr>
-              <w:spacing w:after="100" w:before="100" w:line="240"/>
-              <w:ind w:left="100" w:right="100" w:firstLine="0" w:firstLineChars="0"/>
-              <w:rPr>
-                <w:rFonts w:ascii="Times New Roman" w:hAnsi="Times New Roman" w:eastAsia="Times New Roman" w:cs="Times New Roman"/>
-                <w:i w:val="false"/>
-                <w:b w:val="false"/>
-                <w:u w:val="none"/>
-                <w:strike w:val="false"/>
-                <w:sz w:val="18"/>
-                <w:szCs w:val="18"/>
-                <w:color w:val="000000"/>
-              </w:rPr>
-            </w:pPr>
-            <w:r>
-              <w:rPr>
-                <w:rFonts w:ascii="Times New Roman" w:hAnsi="Times New Roman" w:eastAsia="Times New Roman" w:cs="Times New Roman"/>
-                <w:i w:val="false"/>
-                <w:b w:val="false"/>
-                <w:u w:val="none"/>
-                <w:strike w:val="false"/>
-                <w:sz w:val="18"/>
-                <w:szCs w:val="18"/>
-                <w:color w:val="000000"/>
-              </w:rPr>
-              <w:t xml:space="preserve"/>
-            </w:r>
-          </w:p>
-        </w:tc>
-      </w:tr>
-      <w:tr>
-        <w:trPr>
-          <w:trHeight w:val="560" w:hRule="auto"/>
-        </w:trPr>
-        <w:tc>
-          <w:tcPr>
-            <w:tcBorders>
-              <w:bottom w:val="none" w:sz="0" w:space="0" w:color="000000"/>
-              <w:top w:val="none" w:sz="0" w:space="0" w:color="000000"/>
-              <w:left w:val="none" w:sz="0" w:space="0" w:color="000000"/>
-              <w:right w:val="none" w:sz="0" w:space="0" w:color="000000"/>
-            </w:tcBorders>
-            <w:shd w:val="clear" w:color="auto" w:fill="FFFFFF"/>
-            <w:tcMar>
-              <w:top w:w="0" w:type="dxa"/>
-              <w:bottom w:w="0" w:type="dxa"/>
-              <w:left w:w="0" w:type="dxa"/>
-              <w:right w:w="0" w:type="dxa"/>
-            </w:tcMar>
-            <w:vAlign w:val="top"/>
-          </w:tcPr>
-          <w:p>
-            <w:pPr>
-              <w:pStyle w:val="Normal"/>
-              <w:jc w:val="left"/>
-              <w:pBdr>
-                <w:bottom w:val="none" w:sz="0" w:space="0" w:color="000000"/>
-                <w:top w:val="none" w:sz="0" w:space="0" w:color="000000"/>
-                <w:left w:val="none" w:sz="0" w:space="0" w:color="000000"/>
-                <w:right w:val="none" w:sz="0" w:space="0" w:color="000000"/>
-              </w:pBdr>
-              <w:spacing w:after="100" w:before="100" w:line="240"/>
-              <w:ind w:left="300" w:right="100" w:firstLine="0" w:firstLineChars="0"/>
-              <w:rPr>
-                <w:rFonts w:ascii="Times New Roman" w:hAnsi="Times New Roman" w:eastAsia="Times New Roman" w:cs="Times New Roman"/>
-                <w:i w:val="false"/>
-                <w:b w:val="false"/>
-                <w:u w:val="none"/>
-                <w:strike w:val="false"/>
-                <w:sz w:val="18"/>
-                <w:szCs w:val="18"/>
-                <w:color w:val="000000"/>
-              </w:rPr>
-            </w:pPr>
-            <w:r>
-              <w:rPr>
-                <w:rFonts w:ascii="Times New Roman" w:hAnsi="Times New Roman" w:eastAsia="Times New Roman" w:cs="Times New Roman"/>
-                <w:i w:val="false"/>
-                <w:b w:val="false"/>
-                <w:u w:val="none"/>
-                <w:strike w:val="false"/>
-                <w:sz w:val="18"/>
-                <w:szCs w:val="18"/>
-                <w:color w:val="000000"/>
-              </w:rPr>
-              <w:t xml:space="preserve">No</w:t>
-            </w:r>
-          </w:p>
-        </w:tc>
-        <w:tc>
-          <w:tcPr>
-            <w:tcBorders>
-              <w:bottom w:val="none" w:sz="0" w:space="0" w:color="000000"/>
-              <w:top w:val="none" w:sz="0" w:space="0" w:color="000000"/>
-              <w:left w:val="none" w:sz="0" w:space="0" w:color="000000"/>
-              <w:right w:val="none" w:sz="0" w:space="0" w:color="000000"/>
-            </w:tcBorders>
-            <w:shd w:val="clear" w:color="auto" w:fill="FFFFFF"/>
-            <w:tcMar>
-              <w:top w:w="0" w:type="dxa"/>
-              <w:bottom w:w="0" w:type="dxa"/>
-              <w:left w:w="0" w:type="dxa"/>
-              <w:right w:w="0" w:type="dxa"/>
-            </w:tcMar>
-            <w:vAlign w:val="top"/>
-          </w:tcPr>
-          <w:p>
-            <w:pPr>
-              <w:pStyle w:val="Normal"/>
-              <w:jc w:val="center"/>
-              <w:pBdr>
-                <w:bottom w:val="none" w:sz="0" w:space="0" w:color="000000"/>
-                <w:top w:val="none" w:sz="0" w:space="0" w:color="000000"/>
-                <w:left w:val="none" w:sz="0" w:space="0" w:color="000000"/>
-                <w:right w:val="none" w:sz="0" w:space="0" w:color="000000"/>
-              </w:pBdr>
-              <w:spacing w:after="100" w:before="100" w:line="240"/>
-              <w:ind w:left="100" w:right="100" w:firstLine="0" w:firstLineChars="0"/>
-              <w:rPr>
-                <w:rFonts w:ascii="Times New Roman" w:hAnsi="Times New Roman" w:eastAsia="Times New Roman" w:cs="Times New Roman"/>
-                <w:i w:val="false"/>
-                <w:b w:val="false"/>
-                <w:u w:val="none"/>
-                <w:strike w:val="false"/>
-                <w:sz w:val="18"/>
-                <w:szCs w:val="18"/>
-                <w:color w:val="000000"/>
-              </w:rPr>
-            </w:pPr>
-            <w:r>
-              <w:rPr>
-                <w:rFonts w:ascii="Times New Roman" w:hAnsi="Times New Roman" w:eastAsia="Times New Roman" w:cs="Times New Roman"/>
-                <w:i w:val="false"/>
-                <w:b w:val="false"/>
-                <w:u w:val="none"/>
-                <w:strike w:val="false"/>
-                <w:sz w:val="18"/>
-                <w:szCs w:val="18"/>
-                <w:color w:val="000000"/>
-              </w:rPr>
-              <w:t xml:space="preserve">136 (90.1%)</w:t>
-            </w:r>
-          </w:p>
-        </w:tc>
-      </w:tr>
-      <w:tr>
-        <w:trPr>
-          <w:trHeight w:val="560" w:hRule="auto"/>
-        </w:trPr>
-        <w:tc>
-          <w:tcPr>
-            <w:tcBorders>
-              <w:bottom w:val="none" w:sz="0" w:space="0" w:color="000000"/>
-              <w:top w:val="none" w:sz="0" w:space="0" w:color="000000"/>
-              <w:left w:val="none" w:sz="0" w:space="0" w:color="000000"/>
-              <w:right w:val="none" w:sz="0" w:space="0" w:color="000000"/>
-            </w:tcBorders>
-            <w:shd w:val="clear" w:color="auto" w:fill="FFFFFF"/>
-            <w:tcMar>
-              <w:top w:w="0" w:type="dxa"/>
-              <w:bottom w:w="0" w:type="dxa"/>
-              <w:left w:w="0" w:type="dxa"/>
-              <w:right w:w="0" w:type="dxa"/>
-            </w:tcMar>
-            <w:vAlign w:val="top"/>
-          </w:tcPr>
-          <w:p>
-            <w:pPr>
-              <w:pStyle w:val="Normal"/>
-              <w:jc w:val="left"/>
-              <w:pBdr>
-                <w:bottom w:val="none" w:sz="0" w:space="0" w:color="000000"/>
-                <w:top w:val="none" w:sz="0" w:space="0" w:color="000000"/>
-                <w:left w:val="none" w:sz="0" w:space="0" w:color="000000"/>
-                <w:right w:val="none" w:sz="0" w:space="0" w:color="000000"/>
-              </w:pBdr>
-              <w:spacing w:after="100" w:before="100" w:line="240"/>
-              <w:ind w:left="300" w:right="100" w:firstLine="0" w:firstLineChars="0"/>
-              <w:rPr>
-                <w:rFonts w:ascii="Times New Roman" w:hAnsi="Times New Roman" w:eastAsia="Times New Roman" w:cs="Times New Roman"/>
-                <w:i w:val="false"/>
-                <w:b w:val="false"/>
-                <w:u w:val="none"/>
-                <w:strike w:val="false"/>
-                <w:sz w:val="18"/>
-                <w:szCs w:val="18"/>
-                <w:color w:val="000000"/>
-              </w:rPr>
-            </w:pPr>
-            <w:r>
-              <w:rPr>
-                <w:rFonts w:ascii="Times New Roman" w:hAnsi="Times New Roman" w:eastAsia="Times New Roman" w:cs="Times New Roman"/>
-                <w:i w:val="false"/>
-                <w:b w:val="false"/>
-                <w:u w:val="none"/>
-                <w:strike w:val="false"/>
-                <w:sz w:val="18"/>
-                <w:szCs w:val="18"/>
-                <w:color w:val="000000"/>
-              </w:rPr>
-              <w:t xml:space="preserve">Yes</w:t>
-            </w:r>
-          </w:p>
-        </w:tc>
-        <w:tc>
-          <w:tcPr>
-            <w:tcBorders>
-              <w:bottom w:val="none" w:sz="0" w:space="0" w:color="000000"/>
-              <w:top w:val="none" w:sz="0" w:space="0" w:color="000000"/>
-              <w:left w:val="none" w:sz="0" w:space="0" w:color="000000"/>
-              <w:right w:val="none" w:sz="0" w:space="0" w:color="000000"/>
-            </w:tcBorders>
-            <w:shd w:val="clear" w:color="auto" w:fill="FFFFFF"/>
-            <w:tcMar>
-              <w:top w:w="0" w:type="dxa"/>
-              <w:bottom w:w="0" w:type="dxa"/>
-              <w:left w:w="0" w:type="dxa"/>
-              <w:right w:w="0" w:type="dxa"/>
-            </w:tcMar>
-            <w:vAlign w:val="top"/>
-          </w:tcPr>
-          <w:p>
-            <w:pPr>
-              <w:pStyle w:val="Normal"/>
-              <w:jc w:val="center"/>
-              <w:pBdr>
-                <w:bottom w:val="none" w:sz="0" w:space="0" w:color="000000"/>
-                <w:top w:val="none" w:sz="0" w:space="0" w:color="000000"/>
-                <w:left w:val="none" w:sz="0" w:space="0" w:color="000000"/>
-                <w:right w:val="none" w:sz="0" w:space="0" w:color="000000"/>
-              </w:pBdr>
-              <w:spacing w:after="100" w:before="100" w:line="240"/>
-              <w:ind w:left="100" w:right="100" w:firstLine="0" w:firstLineChars="0"/>
-              <w:rPr>
-                <w:rFonts w:ascii="Times New Roman" w:hAnsi="Times New Roman" w:eastAsia="Times New Roman" w:cs="Times New Roman"/>
-                <w:i w:val="false"/>
-                <w:b w:val="false"/>
-                <w:u w:val="none"/>
-                <w:strike w:val="false"/>
-                <w:sz w:val="18"/>
-                <w:szCs w:val="18"/>
-                <w:color w:val="000000"/>
-              </w:rPr>
-            </w:pPr>
-            <w:r>
-              <w:rPr>
-                <w:rFonts w:ascii="Times New Roman" w:hAnsi="Times New Roman" w:eastAsia="Times New Roman" w:cs="Times New Roman"/>
-                <w:i w:val="false"/>
-                <w:b w:val="false"/>
-                <w:u w:val="none"/>
-                <w:strike w:val="false"/>
-                <w:sz w:val="18"/>
-                <w:szCs w:val="18"/>
-                <w:color w:val="000000"/>
-              </w:rPr>
-              <w:t xml:space="preserve">15 (9.9%)</w:t>
-            </w:r>
-          </w:p>
-        </w:tc>
-      </w:tr>
-      <w:tr>
-        <w:trPr>
-          <w:trHeight w:val="560" w:hRule="auto"/>
-        </w:trPr>
-        <w:tc>
-          <w:tcPr>
-            <w:tcBorders>
-              <w:bottom w:val="none" w:sz="0" w:space="0" w:color="000000"/>
-              <w:top w:val="none" w:sz="0" w:space="0" w:color="000000"/>
-              <w:left w:val="none" w:sz="0" w:space="0" w:color="000000"/>
-              <w:right w:val="none" w:sz="0" w:space="0" w:color="000000"/>
-            </w:tcBorders>
-            <w:shd w:val="clear" w:color="auto" w:fill="FFFFFF"/>
-            <w:tcMar>
-              <w:top w:w="0" w:type="dxa"/>
-              <w:bottom w:w="0" w:type="dxa"/>
-              <w:left w:w="0" w:type="dxa"/>
-              <w:right w:w="0" w:type="dxa"/>
-            </w:tcMar>
-            <w:vAlign w:val="top"/>
-          </w:tcPr>
-          <w:p>
-            <w:pPr>
-              <w:pStyle w:val="Normal"/>
-              <w:jc w:val="left"/>
-              <w:pBdr>
-                <w:bottom w:val="none" w:sz="0" w:space="0" w:color="000000"/>
-                <w:top w:val="none" w:sz="0" w:space="0" w:color="000000"/>
-                <w:left w:val="none" w:sz="0" w:space="0" w:color="000000"/>
-                <w:right w:val="none" w:sz="0" w:space="0" w:color="000000"/>
-              </w:pBdr>
-              <w:spacing w:after="100" w:before="100" w:line="240"/>
-              <w:ind w:left="300" w:right="100" w:firstLine="0" w:firstLineChars="0"/>
-              <w:rPr>
-                <w:rFonts w:ascii="Times New Roman" w:hAnsi="Times New Roman" w:eastAsia="Times New Roman" w:cs="Times New Roman"/>
-                <w:i w:val="false"/>
-                <w:b w:val="false"/>
-                <w:u w:val="none"/>
-                <w:strike w:val="false"/>
-                <w:sz w:val="18"/>
-                <w:szCs w:val="18"/>
-                <w:color w:val="000000"/>
-              </w:rPr>
-            </w:pPr>
-            <w:r>
-              <w:rPr>
-                <w:rFonts w:ascii="Times New Roman" w:hAnsi="Times New Roman" w:eastAsia="Times New Roman" w:cs="Times New Roman"/>
-                <w:i w:val="false"/>
-                <w:b w:val="false"/>
-                <w:u w:val="none"/>
-                <w:strike w:val="false"/>
-                <w:sz w:val="18"/>
-                <w:szCs w:val="18"/>
-                <w:color w:val="000000"/>
-              </w:rPr>
-              <w:t xml:space="preserve">Missing</w:t>
-            </w:r>
-          </w:p>
-        </w:tc>
-        <w:tc>
-          <w:tcPr>
-            <w:tcBorders>
-              <w:bottom w:val="none" w:sz="0" w:space="0" w:color="000000"/>
-              <w:top w:val="none" w:sz="0" w:space="0" w:color="000000"/>
-              <w:left w:val="none" w:sz="0" w:space="0" w:color="000000"/>
-              <w:right w:val="none" w:sz="0" w:space="0" w:color="000000"/>
-            </w:tcBorders>
-            <w:shd w:val="clear" w:color="auto" w:fill="FFFFFF"/>
-            <w:tcMar>
-              <w:top w:w="0" w:type="dxa"/>
-              <w:bottom w:w="0" w:type="dxa"/>
-              <w:left w:w="0" w:type="dxa"/>
-              <w:right w:w="0" w:type="dxa"/>
-            </w:tcMar>
-            <w:vAlign w:val="top"/>
-          </w:tcPr>
-          <w:p>
-            <w:pPr>
-              <w:pStyle w:val="Normal"/>
-              <w:jc w:val="center"/>
-              <w:pBdr>
-                <w:bottom w:val="none" w:sz="0" w:space="0" w:color="000000"/>
-                <w:top w:val="none" w:sz="0" w:space="0" w:color="000000"/>
-                <w:left w:val="none" w:sz="0" w:space="0" w:color="000000"/>
-                <w:right w:val="none" w:sz="0" w:space="0" w:color="000000"/>
-              </w:pBdr>
-              <w:spacing w:after="100" w:before="100" w:line="240"/>
-              <w:ind w:left="100" w:right="100" w:firstLine="0" w:firstLineChars="0"/>
-              <w:rPr>
-                <w:rFonts w:ascii="Times New Roman" w:hAnsi="Times New Roman" w:eastAsia="Times New Roman" w:cs="Times New Roman"/>
-                <w:i w:val="false"/>
-                <w:b w:val="false"/>
-                <w:u w:val="none"/>
-                <w:strike w:val="false"/>
-                <w:sz w:val="18"/>
-                <w:szCs w:val="18"/>
-                <w:color w:val="000000"/>
-              </w:rPr>
-            </w:pPr>
-            <w:r>
-              <w:rPr>
-                <w:rFonts w:ascii="Times New Roman" w:hAnsi="Times New Roman" w:eastAsia="Times New Roman" w:cs="Times New Roman"/>
-                <w:i w:val="false"/>
-                <w:b w:val="false"/>
-                <w:u w:val="none"/>
-                <w:strike w:val="false"/>
-                <w:sz w:val="18"/>
-                <w:szCs w:val="18"/>
-                <w:color w:val="000000"/>
-              </w:rPr>
-              <w:t xml:space="preserve">18</w:t>
-            </w:r>
-          </w:p>
-        </w:tc>
-      </w:tr>
-      <w:tr>
-        <w:trPr>
-          <w:trHeight w:val="560" w:hRule="auto"/>
-        </w:trPr>
-        <w:tc>
-          <w:tcPr>
-            <w:tcBorders>
-              <w:bottom w:val="none" w:sz="0" w:space="0" w:color="000000"/>
-              <w:top w:val="none" w:sz="0" w:space="0" w:color="000000"/>
-              <w:left w:val="none" w:sz="0" w:space="0" w:color="000000"/>
-              <w:right w:val="none" w:sz="0" w:space="0" w:color="000000"/>
-            </w:tcBorders>
-            <w:shd w:val="clear" w:color="auto" w:fill="FFFFFF"/>
-            <w:tcMar>
-              <w:top w:w="0" w:type="dxa"/>
-              <w:bottom w:w="0" w:type="dxa"/>
-              <w:left w:w="0" w:type="dxa"/>
-              <w:right w:w="0" w:type="dxa"/>
-            </w:tcMar>
-            <w:vAlign w:val="top"/>
-          </w:tcPr>
-          <w:p>
-            <w:pPr>
-              <w:pStyle w:val="Normal"/>
-              <w:jc w:val="left"/>
-              <w:pBdr>
-                <w:bottom w:val="none" w:sz="0" w:space="0" w:color="000000"/>
-                <w:top w:val="none" w:sz="0" w:space="0" w:color="000000"/>
-                <w:left w:val="none" w:sz="0" w:space="0" w:color="000000"/>
-                <w:right w:val="none" w:sz="0" w:space="0" w:color="000000"/>
-              </w:pBdr>
-              <w:spacing w:after="100" w:before="100" w:line="240"/>
-              <w:ind w:left="100" w:right="100" w:firstLine="0" w:firstLineChars="0"/>
-              <w:rPr>
-                <w:rFonts w:ascii="Times New Roman" w:hAnsi="Times New Roman" w:eastAsia="Times New Roman" w:cs="Times New Roman"/>
-                <w:i w:val="false"/>
-                <w:b w:val="true"/>
-                <w:u w:val="none"/>
-                <w:strike w:val="false"/>
-                <w:sz w:val="18"/>
-                <w:szCs w:val="18"/>
-                <w:color w:val="000000"/>
-              </w:rPr>
-            </w:pPr>
-            <w:r>
-              <w:rPr>
-                <w:rFonts w:ascii="Times New Roman" w:hAnsi="Times New Roman" w:eastAsia="Times New Roman" w:cs="Times New Roman"/>
-                <w:i w:val="false"/>
-                <w:b w:val="true"/>
-                <w:u w:val="none"/>
-                <w:strike w:val="false"/>
-                <w:sz w:val="18"/>
-                <w:szCs w:val="18"/>
-                <w:color w:val="000000"/>
-              </w:rPr>
-              <w:t xml:space="preserve">BRAF testing performed</w:t>
-            </w:r>
-          </w:p>
-        </w:tc>
-        <w:tc>
-          <w:tcPr>
-            <w:tcBorders>
-              <w:bottom w:val="none" w:sz="0" w:space="0" w:color="000000"/>
-              <w:top w:val="none" w:sz="0" w:space="0" w:color="000000"/>
-              <w:left w:val="none" w:sz="0" w:space="0" w:color="000000"/>
-              <w:right w:val="none" w:sz="0" w:space="0" w:color="000000"/>
-            </w:tcBorders>
-            <w:shd w:val="clear" w:color="auto" w:fill="FFFFFF"/>
-            <w:tcMar>
-              <w:top w:w="0" w:type="dxa"/>
-              <w:bottom w:w="0" w:type="dxa"/>
-              <w:left w:w="0" w:type="dxa"/>
-              <w:right w:w="0" w:type="dxa"/>
-            </w:tcMar>
-            <w:vAlign w:val="top"/>
-          </w:tcPr>
-          <w:p>
-            <w:pPr>
-              <w:pStyle w:val="Normal"/>
-              <w:jc w:val="center"/>
-              <w:pBdr>
-                <w:bottom w:val="none" w:sz="0" w:space="0" w:color="000000"/>
-                <w:top w:val="none" w:sz="0" w:space="0" w:color="000000"/>
-                <w:left w:val="none" w:sz="0" w:space="0" w:color="000000"/>
-                <w:right w:val="none" w:sz="0" w:space="0" w:color="000000"/>
-              </w:pBdr>
-              <w:spacing w:after="100" w:before="100" w:line="240"/>
-              <w:ind w:left="100" w:right="100" w:firstLine="0" w:firstLineChars="0"/>
-              <w:rPr>
-                <w:rFonts w:ascii="Times New Roman" w:hAnsi="Times New Roman" w:eastAsia="Times New Roman" w:cs="Times New Roman"/>
-                <w:i w:val="false"/>
-                <w:b w:val="false"/>
-                <w:u w:val="none"/>
-                <w:strike w:val="false"/>
-                <w:sz w:val="18"/>
-                <w:szCs w:val="18"/>
-                <w:color w:val="000000"/>
-              </w:rPr>
-            </w:pPr>
-            <w:r>
-              <w:rPr>
-                <w:rFonts w:ascii="Times New Roman" w:hAnsi="Times New Roman" w:eastAsia="Times New Roman" w:cs="Times New Roman"/>
-                <w:i w:val="false"/>
-                <w:b w:val="false"/>
-                <w:u w:val="none"/>
-                <w:strike w:val="false"/>
-                <w:sz w:val="18"/>
-                <w:szCs w:val="18"/>
-                <w:color w:val="000000"/>
-              </w:rPr>
-              <w:t xml:space="preserve"/>
-            </w:r>
-          </w:p>
-        </w:tc>
-      </w:tr>
-      <w:tr>
-        <w:trPr>
-          <w:trHeight w:val="560" w:hRule="auto"/>
-        </w:trPr>
-        <w:tc>
-          <w:tcPr>
-            <w:tcBorders>
-              <w:bottom w:val="none" w:sz="0" w:space="0" w:color="000000"/>
-              <w:top w:val="none" w:sz="0" w:space="0" w:color="000000"/>
-              <w:left w:val="none" w:sz="0" w:space="0" w:color="000000"/>
-              <w:right w:val="none" w:sz="0" w:space="0" w:color="000000"/>
-            </w:tcBorders>
-            <w:shd w:val="clear" w:color="auto" w:fill="FFFFFF"/>
-            <w:tcMar>
-              <w:top w:w="0" w:type="dxa"/>
-              <w:bottom w:w="0" w:type="dxa"/>
-              <w:left w:w="0" w:type="dxa"/>
-              <w:right w:w="0" w:type="dxa"/>
-            </w:tcMar>
-            <w:vAlign w:val="top"/>
-          </w:tcPr>
-          <w:p>
-            <w:pPr>
-              <w:pStyle w:val="Normal"/>
-              <w:jc w:val="left"/>
-              <w:pBdr>
-                <w:bottom w:val="none" w:sz="0" w:space="0" w:color="000000"/>
-                <w:top w:val="none" w:sz="0" w:space="0" w:color="000000"/>
-                <w:left w:val="none" w:sz="0" w:space="0" w:color="000000"/>
-                <w:right w:val="none" w:sz="0" w:space="0" w:color="000000"/>
-              </w:pBdr>
-              <w:spacing w:after="100" w:before="100" w:line="240"/>
-              <w:ind w:left="300" w:right="100" w:firstLine="0" w:firstLineChars="0"/>
-              <w:rPr>
-                <w:rFonts w:ascii="Times New Roman" w:hAnsi="Times New Roman" w:eastAsia="Times New Roman" w:cs="Times New Roman"/>
-                <w:i w:val="false"/>
-                <w:b w:val="false"/>
-                <w:u w:val="none"/>
-                <w:strike w:val="false"/>
-                <w:sz w:val="18"/>
-                <w:szCs w:val="18"/>
-                <w:color w:val="000000"/>
-              </w:rPr>
-            </w:pPr>
-            <w:r>
-              <w:rPr>
-                <w:rFonts w:ascii="Times New Roman" w:hAnsi="Times New Roman" w:eastAsia="Times New Roman" w:cs="Times New Roman"/>
-                <w:i w:val="false"/>
-                <w:b w:val="false"/>
-                <w:u w:val="none"/>
-                <w:strike w:val="false"/>
-                <w:sz w:val="18"/>
-                <w:szCs w:val="18"/>
-                <w:color w:val="000000"/>
-              </w:rPr>
-              <w:t xml:space="preserve">No</w:t>
-            </w:r>
-          </w:p>
-        </w:tc>
-        <w:tc>
-          <w:tcPr>
-            <w:tcBorders>
-              <w:bottom w:val="none" w:sz="0" w:space="0" w:color="000000"/>
-              <w:top w:val="none" w:sz="0" w:space="0" w:color="000000"/>
-              <w:left w:val="none" w:sz="0" w:space="0" w:color="000000"/>
-              <w:right w:val="none" w:sz="0" w:space="0" w:color="000000"/>
-            </w:tcBorders>
-            <w:shd w:val="clear" w:color="auto" w:fill="FFFFFF"/>
-            <w:tcMar>
-              <w:top w:w="0" w:type="dxa"/>
-              <w:bottom w:w="0" w:type="dxa"/>
-              <w:left w:w="0" w:type="dxa"/>
-              <w:right w:w="0" w:type="dxa"/>
-            </w:tcMar>
-            <w:vAlign w:val="top"/>
-          </w:tcPr>
-          <w:p>
-            <w:pPr>
-              <w:pStyle w:val="Normal"/>
-              <w:jc w:val="center"/>
-              <w:pBdr>
-                <w:bottom w:val="none" w:sz="0" w:space="0" w:color="000000"/>
-                <w:top w:val="none" w:sz="0" w:space="0" w:color="000000"/>
-                <w:left w:val="none" w:sz="0" w:space="0" w:color="000000"/>
-                <w:right w:val="none" w:sz="0" w:space="0" w:color="000000"/>
-              </w:pBdr>
-              <w:spacing w:after="100" w:before="100" w:line="240"/>
-              <w:ind w:left="100" w:right="100" w:firstLine="0" w:firstLineChars="0"/>
-              <w:rPr>
-                <w:rFonts w:ascii="Times New Roman" w:hAnsi="Times New Roman" w:eastAsia="Times New Roman" w:cs="Times New Roman"/>
-                <w:i w:val="false"/>
-                <w:b w:val="false"/>
-                <w:u w:val="none"/>
-                <w:strike w:val="false"/>
-                <w:sz w:val="18"/>
-                <w:szCs w:val="18"/>
-                <w:color w:val="000000"/>
-              </w:rPr>
-            </w:pPr>
-            <w:r>
-              <w:rPr>
-                <w:rFonts w:ascii="Times New Roman" w:hAnsi="Times New Roman" w:eastAsia="Times New Roman" w:cs="Times New Roman"/>
-                <w:i w:val="false"/>
-                <w:b w:val="false"/>
-                <w:u w:val="none"/>
-                <w:strike w:val="false"/>
-                <w:sz w:val="18"/>
-                <w:szCs w:val="18"/>
-                <w:color w:val="000000"/>
-              </w:rPr>
-              <w:t xml:space="preserve">142 (94.7%)</w:t>
-            </w:r>
-          </w:p>
-        </w:tc>
-      </w:tr>
-      <w:tr>
-        <w:trPr>
-          <w:trHeight w:val="560" w:hRule="auto"/>
-        </w:trPr>
-        <w:tc>
-          <w:tcPr>
-            <w:tcBorders>
-              <w:bottom w:val="none" w:sz="0" w:space="0" w:color="000000"/>
-              <w:top w:val="none" w:sz="0" w:space="0" w:color="000000"/>
-              <w:left w:val="none" w:sz="0" w:space="0" w:color="000000"/>
-              <w:right w:val="none" w:sz="0" w:space="0" w:color="000000"/>
-            </w:tcBorders>
-            <w:shd w:val="clear" w:color="auto" w:fill="FFFFFF"/>
-            <w:tcMar>
-              <w:top w:w="0" w:type="dxa"/>
-              <w:bottom w:w="0" w:type="dxa"/>
-              <w:left w:w="0" w:type="dxa"/>
-              <w:right w:w="0" w:type="dxa"/>
-            </w:tcMar>
-            <w:vAlign w:val="top"/>
-          </w:tcPr>
-          <w:p>
-            <w:pPr>
-              <w:pStyle w:val="Normal"/>
-              <w:jc w:val="left"/>
-              <w:pBdr>
-                <w:bottom w:val="none" w:sz="0" w:space="0" w:color="000000"/>
-                <w:top w:val="none" w:sz="0" w:space="0" w:color="000000"/>
-                <w:left w:val="none" w:sz="0" w:space="0" w:color="000000"/>
-                <w:right w:val="none" w:sz="0" w:space="0" w:color="000000"/>
-              </w:pBdr>
-              <w:spacing w:after="100" w:before="100" w:line="240"/>
-              <w:ind w:left="300" w:right="100" w:firstLine="0" w:firstLineChars="0"/>
-              <w:rPr>
-                <w:rFonts w:ascii="Times New Roman" w:hAnsi="Times New Roman" w:eastAsia="Times New Roman" w:cs="Times New Roman"/>
-                <w:i w:val="false"/>
-                <w:b w:val="false"/>
-                <w:u w:val="none"/>
-                <w:strike w:val="false"/>
-                <w:sz w:val="18"/>
-                <w:szCs w:val="18"/>
-                <w:color w:val="000000"/>
-              </w:rPr>
-            </w:pPr>
-            <w:r>
-              <w:rPr>
-                <w:rFonts w:ascii="Times New Roman" w:hAnsi="Times New Roman" w:eastAsia="Times New Roman" w:cs="Times New Roman"/>
-                <w:i w:val="false"/>
-                <w:b w:val="false"/>
-                <w:u w:val="none"/>
-                <w:strike w:val="false"/>
-                <w:sz w:val="18"/>
-                <w:szCs w:val="18"/>
-                <w:color w:val="000000"/>
-              </w:rPr>
-              <w:t xml:space="preserve">Yes</w:t>
-            </w:r>
-          </w:p>
-        </w:tc>
-        <w:tc>
-          <w:tcPr>
-            <w:tcBorders>
-              <w:bottom w:val="none" w:sz="0" w:space="0" w:color="000000"/>
-              <w:top w:val="none" w:sz="0" w:space="0" w:color="000000"/>
-              <w:left w:val="none" w:sz="0" w:space="0" w:color="000000"/>
-              <w:right w:val="none" w:sz="0" w:space="0" w:color="000000"/>
-            </w:tcBorders>
-            <w:shd w:val="clear" w:color="auto" w:fill="FFFFFF"/>
-            <w:tcMar>
-              <w:top w:w="0" w:type="dxa"/>
-              <w:bottom w:w="0" w:type="dxa"/>
-              <w:left w:w="0" w:type="dxa"/>
-              <w:right w:w="0" w:type="dxa"/>
-            </w:tcMar>
-            <w:vAlign w:val="top"/>
-          </w:tcPr>
-          <w:p>
-            <w:pPr>
-              <w:pStyle w:val="Normal"/>
-              <w:jc w:val="center"/>
-              <w:pBdr>
-                <w:bottom w:val="none" w:sz="0" w:space="0" w:color="000000"/>
-                <w:top w:val="none" w:sz="0" w:space="0" w:color="000000"/>
-                <w:left w:val="none" w:sz="0" w:space="0" w:color="000000"/>
-                <w:right w:val="none" w:sz="0" w:space="0" w:color="000000"/>
-              </w:pBdr>
-              <w:spacing w:after="100" w:before="100" w:line="240"/>
-              <w:ind w:left="100" w:right="100" w:firstLine="0" w:firstLineChars="0"/>
-              <w:rPr>
-                <w:rFonts w:ascii="Times New Roman" w:hAnsi="Times New Roman" w:eastAsia="Times New Roman" w:cs="Times New Roman"/>
-                <w:i w:val="false"/>
-                <w:b w:val="false"/>
-                <w:u w:val="none"/>
-                <w:strike w:val="false"/>
-                <w:sz w:val="18"/>
-                <w:szCs w:val="18"/>
-                <w:color w:val="000000"/>
-              </w:rPr>
-            </w:pPr>
-            <w:r>
-              <w:rPr>
-                <w:rFonts w:ascii="Times New Roman" w:hAnsi="Times New Roman" w:eastAsia="Times New Roman" w:cs="Times New Roman"/>
-                <w:i w:val="false"/>
-                <w:b w:val="false"/>
-                <w:u w:val="none"/>
-                <w:strike w:val="false"/>
-                <w:sz w:val="18"/>
-                <w:szCs w:val="18"/>
-                <w:color w:val="000000"/>
-              </w:rPr>
-              <w:t xml:space="preserve">8 (5.3%)</w:t>
-            </w:r>
-          </w:p>
-        </w:tc>
-      </w:tr>
-      <w:tr>
-        <w:trPr>
-          <w:trHeight w:val="560" w:hRule="auto"/>
-        </w:trPr>
-        <w:tc>
-          <w:tcPr>
-            <w:tcBorders>
-              <w:bottom w:val="none" w:sz="0" w:space="0" w:color="000000"/>
-              <w:top w:val="none" w:sz="0" w:space="0" w:color="000000"/>
-              <w:left w:val="none" w:sz="0" w:space="0" w:color="000000"/>
-              <w:right w:val="none" w:sz="0" w:space="0" w:color="000000"/>
-            </w:tcBorders>
-            <w:shd w:val="clear" w:color="auto" w:fill="FFFFFF"/>
-            <w:tcMar>
-              <w:top w:w="0" w:type="dxa"/>
-              <w:bottom w:w="0" w:type="dxa"/>
-              <w:left w:w="0" w:type="dxa"/>
-              <w:right w:w="0" w:type="dxa"/>
-            </w:tcMar>
-            <w:vAlign w:val="top"/>
-          </w:tcPr>
-          <w:p>
-            <w:pPr>
-              <w:pStyle w:val="Normal"/>
-              <w:jc w:val="left"/>
-              <w:pBdr>
-                <w:bottom w:val="none" w:sz="0" w:space="0" w:color="000000"/>
-                <w:top w:val="none" w:sz="0" w:space="0" w:color="000000"/>
-                <w:left w:val="none" w:sz="0" w:space="0" w:color="000000"/>
-                <w:right w:val="none" w:sz="0" w:space="0" w:color="000000"/>
-              </w:pBdr>
-              <w:spacing w:after="100" w:before="100" w:line="240"/>
-              <w:ind w:left="300" w:right="100" w:firstLine="0" w:firstLineChars="0"/>
-              <w:rPr>
-                <w:rFonts w:ascii="Times New Roman" w:hAnsi="Times New Roman" w:eastAsia="Times New Roman" w:cs="Times New Roman"/>
-                <w:i w:val="false"/>
-                <w:b w:val="false"/>
-                <w:u w:val="none"/>
-                <w:strike w:val="false"/>
-                <w:sz w:val="18"/>
-                <w:szCs w:val="18"/>
-                <w:color w:val="000000"/>
-              </w:rPr>
-            </w:pPr>
-            <w:r>
-              <w:rPr>
-                <w:rFonts w:ascii="Times New Roman" w:hAnsi="Times New Roman" w:eastAsia="Times New Roman" w:cs="Times New Roman"/>
-                <w:i w:val="false"/>
-                <w:b w:val="false"/>
-                <w:u w:val="none"/>
-                <w:strike w:val="false"/>
-                <w:sz w:val="18"/>
-                <w:szCs w:val="18"/>
-                <w:color w:val="000000"/>
-              </w:rPr>
-              <w:t xml:space="preserve">Missing</w:t>
-            </w:r>
-          </w:p>
-        </w:tc>
-        <w:tc>
-          <w:tcPr>
-            <w:tcBorders>
-              <w:bottom w:val="none" w:sz="0" w:space="0" w:color="000000"/>
-              <w:top w:val="none" w:sz="0" w:space="0" w:color="000000"/>
-              <w:left w:val="none" w:sz="0" w:space="0" w:color="000000"/>
-              <w:right w:val="none" w:sz="0" w:space="0" w:color="000000"/>
-            </w:tcBorders>
-            <w:shd w:val="clear" w:color="auto" w:fill="FFFFFF"/>
-            <w:tcMar>
-              <w:top w:w="0" w:type="dxa"/>
-              <w:bottom w:w="0" w:type="dxa"/>
-              <w:left w:w="0" w:type="dxa"/>
-              <w:right w:w="0" w:type="dxa"/>
-            </w:tcMar>
-            <w:vAlign w:val="top"/>
-          </w:tcPr>
-          <w:p>
-            <w:pPr>
-              <w:pStyle w:val="Normal"/>
-              <w:jc w:val="center"/>
-              <w:pBdr>
-                <w:bottom w:val="none" w:sz="0" w:space="0" w:color="000000"/>
-                <w:top w:val="none" w:sz="0" w:space="0" w:color="000000"/>
-                <w:left w:val="none" w:sz="0" w:space="0" w:color="000000"/>
-                <w:right w:val="none" w:sz="0" w:space="0" w:color="000000"/>
-              </w:pBdr>
-              <w:spacing w:after="100" w:before="100" w:line="240"/>
-              <w:ind w:left="100" w:right="100" w:firstLine="0" w:firstLineChars="0"/>
-              <w:rPr>
-                <w:rFonts w:ascii="Times New Roman" w:hAnsi="Times New Roman" w:eastAsia="Times New Roman" w:cs="Times New Roman"/>
-                <w:i w:val="false"/>
-                <w:b w:val="false"/>
-                <w:u w:val="none"/>
-                <w:strike w:val="false"/>
-                <w:sz w:val="18"/>
-                <w:szCs w:val="18"/>
-                <w:color w:val="000000"/>
-              </w:rPr>
-            </w:pPr>
-            <w:r>
-              <w:rPr>
-                <w:rFonts w:ascii="Times New Roman" w:hAnsi="Times New Roman" w:eastAsia="Times New Roman" w:cs="Times New Roman"/>
-                <w:i w:val="false"/>
-                <w:b w:val="false"/>
-                <w:u w:val="none"/>
-                <w:strike w:val="false"/>
-                <w:sz w:val="18"/>
-                <w:szCs w:val="18"/>
-                <w:color w:val="000000"/>
-              </w:rPr>
-              <w:t xml:space="preserve">19</w:t>
-            </w:r>
-          </w:p>
-        </w:tc>
-      </w:tr>
-      <w:tr>
-        <w:trPr>
-          <w:trHeight w:val="560" w:hRule="auto"/>
-        </w:trPr>
-        <w:tc>
-          <w:tcPr>
-            <w:tcBorders>
-              <w:bottom w:val="none" w:sz="0" w:space="0" w:color="000000"/>
-              <w:top w:val="none" w:sz="0" w:space="0" w:color="000000"/>
-              <w:left w:val="none" w:sz="0" w:space="0" w:color="000000"/>
-              <w:right w:val="none" w:sz="0" w:space="0" w:color="000000"/>
-            </w:tcBorders>
-            <w:shd w:val="clear" w:color="auto" w:fill="FFFFFF"/>
-            <w:tcMar>
-              <w:top w:w="0" w:type="dxa"/>
-              <w:bottom w:w="0" w:type="dxa"/>
-              <w:left w:w="0" w:type="dxa"/>
-              <w:right w:w="0" w:type="dxa"/>
-            </w:tcMar>
-            <w:vAlign w:val="top"/>
-          </w:tcPr>
-          <w:p>
-            <w:pPr>
-              <w:pStyle w:val="Normal"/>
-              <w:jc w:val="left"/>
-              <w:pBdr>
-                <w:bottom w:val="none" w:sz="0" w:space="0" w:color="000000"/>
-                <w:top w:val="none" w:sz="0" w:space="0" w:color="000000"/>
-                <w:left w:val="none" w:sz="0" w:space="0" w:color="000000"/>
-                <w:right w:val="none" w:sz="0" w:space="0" w:color="000000"/>
-              </w:pBdr>
-              <w:spacing w:after="100" w:before="100" w:line="240"/>
-              <w:ind w:left="100" w:right="100" w:firstLine="0" w:firstLineChars="0"/>
-              <w:rPr>
-                <w:rFonts w:ascii="Times New Roman" w:hAnsi="Times New Roman" w:eastAsia="Times New Roman" w:cs="Times New Roman"/>
-                <w:i w:val="false"/>
-                <w:b w:val="true"/>
-                <w:u w:val="none"/>
-                <w:strike w:val="false"/>
-                <w:sz w:val="18"/>
-                <w:szCs w:val="18"/>
-                <w:color w:val="000000"/>
-              </w:rPr>
-            </w:pPr>
-            <w:r>
-              <w:rPr>
-                <w:rFonts w:ascii="Times New Roman" w:hAnsi="Times New Roman" w:eastAsia="Times New Roman" w:cs="Times New Roman"/>
-                <w:i w:val="false"/>
-                <w:b w:val="true"/>
-                <w:u w:val="none"/>
-                <w:strike w:val="false"/>
-                <w:sz w:val="18"/>
-                <w:szCs w:val="18"/>
-                <w:color w:val="000000"/>
-              </w:rPr>
-              <w:t xml:space="preserve">MMR IHC performed</w:t>
-            </w:r>
-          </w:p>
-        </w:tc>
-        <w:tc>
-          <w:tcPr>
-            <w:tcBorders>
-              <w:bottom w:val="none" w:sz="0" w:space="0" w:color="000000"/>
-              <w:top w:val="none" w:sz="0" w:space="0" w:color="000000"/>
-              <w:left w:val="none" w:sz="0" w:space="0" w:color="000000"/>
-              <w:right w:val="none" w:sz="0" w:space="0" w:color="000000"/>
-            </w:tcBorders>
-            <w:shd w:val="clear" w:color="auto" w:fill="FFFFFF"/>
-            <w:tcMar>
-              <w:top w:w="0" w:type="dxa"/>
-              <w:bottom w:w="0" w:type="dxa"/>
-              <w:left w:w="0" w:type="dxa"/>
-              <w:right w:w="0" w:type="dxa"/>
-            </w:tcMar>
-            <w:vAlign w:val="top"/>
-          </w:tcPr>
-          <w:p>
-            <w:pPr>
-              <w:pStyle w:val="Normal"/>
-              <w:jc w:val="center"/>
-              <w:pBdr>
-                <w:bottom w:val="none" w:sz="0" w:space="0" w:color="000000"/>
-                <w:top w:val="none" w:sz="0" w:space="0" w:color="000000"/>
-                <w:left w:val="none" w:sz="0" w:space="0" w:color="000000"/>
-                <w:right w:val="none" w:sz="0" w:space="0" w:color="000000"/>
-              </w:pBdr>
-              <w:spacing w:after="100" w:before="100" w:line="240"/>
-              <w:ind w:left="100" w:right="100" w:firstLine="0" w:firstLineChars="0"/>
-              <w:rPr>
-                <w:rFonts w:ascii="Times New Roman" w:hAnsi="Times New Roman" w:eastAsia="Times New Roman" w:cs="Times New Roman"/>
-                <w:i w:val="false"/>
-                <w:b w:val="false"/>
-                <w:u w:val="none"/>
-                <w:strike w:val="false"/>
-                <w:sz w:val="18"/>
-                <w:szCs w:val="18"/>
-                <w:color w:val="000000"/>
-              </w:rPr>
-            </w:pPr>
-            <w:r>
-              <w:rPr>
-                <w:rFonts w:ascii="Times New Roman" w:hAnsi="Times New Roman" w:eastAsia="Times New Roman" w:cs="Times New Roman"/>
-                <w:i w:val="false"/>
-                <w:b w:val="false"/>
-                <w:u w:val="none"/>
-                <w:strike w:val="false"/>
-                <w:sz w:val="18"/>
-                <w:szCs w:val="18"/>
-                <w:color w:val="000000"/>
-              </w:rPr>
-              <w:t xml:space="preserve"/>
-            </w:r>
-          </w:p>
-        </w:tc>
-      </w:tr>
-      <w:tr>
-        <w:trPr>
-          <w:trHeight w:val="560" w:hRule="auto"/>
-        </w:trPr>
-        <w:tc>
-          <w:tcPr>
-            <w:tcBorders>
-              <w:bottom w:val="none" w:sz="0" w:space="0" w:color="000000"/>
-              <w:top w:val="none" w:sz="0" w:space="0" w:color="000000"/>
-              <w:left w:val="none" w:sz="0" w:space="0" w:color="000000"/>
-              <w:right w:val="none" w:sz="0" w:space="0" w:color="000000"/>
-            </w:tcBorders>
-            <w:shd w:val="clear" w:color="auto" w:fill="FFFFFF"/>
-            <w:tcMar>
-              <w:top w:w="0" w:type="dxa"/>
-              <w:bottom w:w="0" w:type="dxa"/>
-              <w:left w:w="0" w:type="dxa"/>
-              <w:right w:w="0" w:type="dxa"/>
-            </w:tcMar>
-            <w:vAlign w:val="top"/>
-          </w:tcPr>
-          <w:p>
-            <w:pPr>
-              <w:pStyle w:val="Normal"/>
-              <w:jc w:val="left"/>
-              <w:pBdr>
-                <w:bottom w:val="none" w:sz="0" w:space="0" w:color="000000"/>
-                <w:top w:val="none" w:sz="0" w:space="0" w:color="000000"/>
-                <w:left w:val="none" w:sz="0" w:space="0" w:color="000000"/>
-                <w:right w:val="none" w:sz="0" w:space="0" w:color="000000"/>
-              </w:pBdr>
-              <w:spacing w:after="100" w:before="100" w:line="240"/>
-              <w:ind w:left="300" w:right="100" w:firstLine="0" w:firstLineChars="0"/>
-              <w:rPr>
-                <w:rFonts w:ascii="Times New Roman" w:hAnsi="Times New Roman" w:eastAsia="Times New Roman" w:cs="Times New Roman"/>
-                <w:i w:val="false"/>
-                <w:b w:val="false"/>
-                <w:u w:val="none"/>
-                <w:strike w:val="false"/>
-                <w:sz w:val="18"/>
-                <w:szCs w:val="18"/>
-                <w:color w:val="000000"/>
-              </w:rPr>
-            </w:pPr>
-            <w:r>
-              <w:rPr>
-                <w:rFonts w:ascii="Times New Roman" w:hAnsi="Times New Roman" w:eastAsia="Times New Roman" w:cs="Times New Roman"/>
-                <w:i w:val="false"/>
-                <w:b w:val="false"/>
-                <w:u w:val="none"/>
-                <w:strike w:val="false"/>
-                <w:sz w:val="18"/>
-                <w:szCs w:val="18"/>
-                <w:color w:val="000000"/>
-              </w:rPr>
-              <w:t xml:space="preserve">No</w:t>
-            </w:r>
-          </w:p>
-        </w:tc>
-        <w:tc>
-          <w:tcPr>
-            <w:tcBorders>
-              <w:bottom w:val="none" w:sz="0" w:space="0" w:color="000000"/>
-              <w:top w:val="none" w:sz="0" w:space="0" w:color="000000"/>
-              <w:left w:val="none" w:sz="0" w:space="0" w:color="000000"/>
-              <w:right w:val="none" w:sz="0" w:space="0" w:color="000000"/>
-            </w:tcBorders>
-            <w:shd w:val="clear" w:color="auto" w:fill="FFFFFF"/>
-            <w:tcMar>
-              <w:top w:w="0" w:type="dxa"/>
-              <w:bottom w:w="0" w:type="dxa"/>
-              <w:left w:w="0" w:type="dxa"/>
-              <w:right w:w="0" w:type="dxa"/>
-            </w:tcMar>
-            <w:vAlign w:val="top"/>
-          </w:tcPr>
-          <w:p>
-            <w:pPr>
-              <w:pStyle w:val="Normal"/>
-              <w:jc w:val="center"/>
-              <w:pBdr>
-                <w:bottom w:val="none" w:sz="0" w:space="0" w:color="000000"/>
-                <w:top w:val="none" w:sz="0" w:space="0" w:color="000000"/>
-                <w:left w:val="none" w:sz="0" w:space="0" w:color="000000"/>
-                <w:right w:val="none" w:sz="0" w:space="0" w:color="000000"/>
-              </w:pBdr>
-              <w:spacing w:after="100" w:before="100" w:line="240"/>
-              <w:ind w:left="100" w:right="100" w:firstLine="0" w:firstLineChars="0"/>
-              <w:rPr>
-                <w:rFonts w:ascii="Times New Roman" w:hAnsi="Times New Roman" w:eastAsia="Times New Roman" w:cs="Times New Roman"/>
-                <w:i w:val="false"/>
-                <w:b w:val="false"/>
-                <w:u w:val="none"/>
-                <w:strike w:val="false"/>
-                <w:sz w:val="18"/>
-                <w:szCs w:val="18"/>
-                <w:color w:val="000000"/>
-              </w:rPr>
-            </w:pPr>
-            <w:r>
-              <w:rPr>
-                <w:rFonts w:ascii="Times New Roman" w:hAnsi="Times New Roman" w:eastAsia="Times New Roman" w:cs="Times New Roman"/>
-                <w:i w:val="false"/>
-                <w:b w:val="false"/>
-                <w:u w:val="none"/>
-                <w:strike w:val="false"/>
-                <w:sz w:val="18"/>
-                <w:szCs w:val="18"/>
-                <w:color w:val="000000"/>
-              </w:rPr>
-              <w:t xml:space="preserve">128 (94.1%)</w:t>
-            </w:r>
-          </w:p>
-        </w:tc>
-      </w:tr>
-      <w:tr>
-        <w:trPr>
-          <w:trHeight w:val="560" w:hRule="auto"/>
-        </w:trPr>
-        <w:tc>
-          <w:tcPr>
-            <w:tcBorders>
-              <w:bottom w:val="none" w:sz="0" w:space="0" w:color="000000"/>
-              <w:top w:val="none" w:sz="0" w:space="0" w:color="000000"/>
-              <w:left w:val="none" w:sz="0" w:space="0" w:color="000000"/>
-              <w:right w:val="none" w:sz="0" w:space="0" w:color="000000"/>
-            </w:tcBorders>
-            <w:shd w:val="clear" w:color="auto" w:fill="FFFFFF"/>
-            <w:tcMar>
-              <w:top w:w="0" w:type="dxa"/>
-              <w:bottom w:w="0" w:type="dxa"/>
-              <w:left w:w="0" w:type="dxa"/>
-              <w:right w:w="0" w:type="dxa"/>
-            </w:tcMar>
-            <w:vAlign w:val="top"/>
-          </w:tcPr>
-          <w:p>
-            <w:pPr>
-              <w:pStyle w:val="Normal"/>
-              <w:jc w:val="left"/>
-              <w:pBdr>
-                <w:bottom w:val="none" w:sz="0" w:space="0" w:color="000000"/>
-                <w:top w:val="none" w:sz="0" w:space="0" w:color="000000"/>
-                <w:left w:val="none" w:sz="0" w:space="0" w:color="000000"/>
-                <w:right w:val="none" w:sz="0" w:space="0" w:color="000000"/>
-              </w:pBdr>
-              <w:spacing w:after="100" w:before="100" w:line="240"/>
-              <w:ind w:left="300" w:right="100" w:firstLine="0" w:firstLineChars="0"/>
-              <w:rPr>
-                <w:rFonts w:ascii="Times New Roman" w:hAnsi="Times New Roman" w:eastAsia="Times New Roman" w:cs="Times New Roman"/>
-                <w:i w:val="false"/>
-                <w:b w:val="false"/>
-                <w:u w:val="none"/>
-                <w:strike w:val="false"/>
-                <w:sz w:val="18"/>
-                <w:szCs w:val="18"/>
-                <w:color w:val="000000"/>
-              </w:rPr>
-            </w:pPr>
-            <w:r>
-              <w:rPr>
-                <w:rFonts w:ascii="Times New Roman" w:hAnsi="Times New Roman" w:eastAsia="Times New Roman" w:cs="Times New Roman"/>
-                <w:i w:val="false"/>
-                <w:b w:val="false"/>
-                <w:u w:val="none"/>
-                <w:strike w:val="false"/>
-                <w:sz w:val="18"/>
-                <w:szCs w:val="18"/>
-                <w:color w:val="000000"/>
-              </w:rPr>
-              <w:t xml:space="preserve">Yes</w:t>
-            </w:r>
-          </w:p>
-        </w:tc>
-        <w:tc>
-          <w:tcPr>
-            <w:tcBorders>
-              <w:bottom w:val="none" w:sz="0" w:space="0" w:color="000000"/>
-              <w:top w:val="none" w:sz="0" w:space="0" w:color="000000"/>
-              <w:left w:val="none" w:sz="0" w:space="0" w:color="000000"/>
-              <w:right w:val="none" w:sz="0" w:space="0" w:color="000000"/>
-            </w:tcBorders>
-            <w:shd w:val="clear" w:color="auto" w:fill="FFFFFF"/>
-            <w:tcMar>
-              <w:top w:w="0" w:type="dxa"/>
-              <w:bottom w:w="0" w:type="dxa"/>
-              <w:left w:w="0" w:type="dxa"/>
-              <w:right w:w="0" w:type="dxa"/>
-            </w:tcMar>
-            <w:vAlign w:val="top"/>
-          </w:tcPr>
-          <w:p>
-            <w:pPr>
-              <w:pStyle w:val="Normal"/>
-              <w:jc w:val="center"/>
-              <w:pBdr>
-                <w:bottom w:val="none" w:sz="0" w:space="0" w:color="000000"/>
-                <w:top w:val="none" w:sz="0" w:space="0" w:color="000000"/>
-                <w:left w:val="none" w:sz="0" w:space="0" w:color="000000"/>
-                <w:right w:val="none" w:sz="0" w:space="0" w:color="000000"/>
-              </w:pBdr>
-              <w:spacing w:after="100" w:before="100" w:line="240"/>
-              <w:ind w:left="100" w:right="100" w:firstLine="0" w:firstLineChars="0"/>
-              <w:rPr>
-                <w:rFonts w:ascii="Times New Roman" w:hAnsi="Times New Roman" w:eastAsia="Times New Roman" w:cs="Times New Roman"/>
-                <w:i w:val="false"/>
-                <w:b w:val="false"/>
-                <w:u w:val="none"/>
-                <w:strike w:val="false"/>
-                <w:sz w:val="18"/>
-                <w:szCs w:val="18"/>
-                <w:color w:val="000000"/>
-              </w:rPr>
-            </w:pPr>
-            <w:r>
-              <w:rPr>
-                <w:rFonts w:ascii="Times New Roman" w:hAnsi="Times New Roman" w:eastAsia="Times New Roman" w:cs="Times New Roman"/>
-                <w:i w:val="false"/>
-                <w:b w:val="false"/>
-                <w:u w:val="none"/>
-                <w:strike w:val="false"/>
-                <w:sz w:val="18"/>
-                <w:szCs w:val="18"/>
-                <w:color w:val="000000"/>
-              </w:rPr>
-              <w:t xml:space="preserve">8 (5.9%)</w:t>
-            </w:r>
-          </w:p>
-        </w:tc>
-      </w:tr>
-      <w:tr>
-        <w:trPr>
           <w:trHeight w:val="570" w:hRule="auto"/>
         </w:trPr>
         <w:tc>
@@ -9133,7 +7753,7 @@
                 <w:szCs w:val="18"/>
                 <w:color w:val="000000"/>
               </w:rPr>
-              <w:t xml:space="preserve">33</w:t>
+              <w:t xml:space="preserve">19</w:t>
             </w:r>
           </w:p>
         </w:tc>

--- a/output/tables/READ/table1_overall.docx
+++ b/output/tables/READ/table1_overall.docx
@@ -25,7 +25,7 @@
         <w:ind w:left="60" w:right="60" w:firstLine="0" w:firstLineChars="0"/>
       </w:pPr>
       <w:r>
-        <w:t xml:space="preserve">Table 1. Clinical characteristics of the TCGA-READ cohort (N = 169)</w:t>
+        <w:t xml:space="preserve">Table 1. Clinical characteristics of the TCGA-READ cohort (N = 170)</w:t>
       </w:r>
     </w:p>
     <w:tbl xmlns:a="http://schemas.openxmlformats.org/drawingml/2006/main" xmlns:pic="http://schemas.openxmlformats.org/drawingml/2006/picture">
@@ -149,7 +149,7 @@
                 <w:szCs w:val="18"/>
                 <w:color w:val="000000"/>
               </w:rPr>
-              <w:t xml:space="preserve">N = 169</w:t>
+              <w:t xml:space="preserve">N = 170</w:t>
             </w:r>
             <w:r>
               <w:rPr>
@@ -278,7 +278,7 @@
                 <w:szCs w:val="18"/>
                 <w:color w:val="000000"/>
               </w:rPr>
-              <w:t xml:space="preserve">66.0 [57.0, 72.5]</w:t>
+              <w:t xml:space="preserve">66.0 [57.0, 72.0]</w:t>
             </w:r>
           </w:p>
         </w:tc>
@@ -623,7 +623,7 @@
                 <w:szCs w:val="18"/>
                 <w:color w:val="000000"/>
               </w:rPr>
-              <w:t xml:space="preserve">82 (48.8%)</w:t>
+              <w:t xml:space="preserve">83 (49.1%)</w:t>
             </w:r>
           </w:p>
         </w:tc>
@@ -738,7 +738,7 @@
                 <w:szCs w:val="18"/>
                 <w:color w:val="000000"/>
               </w:rPr>
-              <w:t xml:space="preserve">86 (51.2%)</w:t>
+              <w:t xml:space="preserve">86 (50.9%)</w:t>
             </w:r>
           </w:p>
         </w:tc>
@@ -1083,7 +1083,7 @@
                 <w:szCs w:val="18"/>
                 <w:color w:val="000000"/>
               </w:rPr>
-              <w:t xml:space="preserve">92 (54.8%)</w:t>
+              <w:t xml:space="preserve">92 (54.4%)</w:t>
             </w:r>
           </w:p>
         </w:tc>
@@ -1198,7 +1198,7 @@
                 <w:szCs w:val="18"/>
                 <w:color w:val="000000"/>
               </w:rPr>
-              <w:t xml:space="preserve">76 (45.2%)</w:t>
+              <w:t xml:space="preserve">77 (45.6%)</w:t>
             </w:r>
           </w:p>
         </w:tc>
@@ -1543,7 +1543,7 @@
                 <w:szCs w:val="18"/>
                 <w:color w:val="000000"/>
               </w:rPr>
-              <w:t xml:space="preserve">33 (20.4%)</w:t>
+              <w:t xml:space="preserve">33 (20.2%)</w:t>
             </w:r>
           </w:p>
         </w:tc>
@@ -1658,7 +1658,7 @@
                 <w:szCs w:val="18"/>
                 <w:color w:val="000000"/>
               </w:rPr>
-              <w:t xml:space="preserve">52 (32.1%)</w:t>
+              <w:t xml:space="preserve">52 (31.9%)</w:t>
             </w:r>
           </w:p>
         </w:tc>
@@ -1773,7 +1773,7 @@
                 <w:szCs w:val="18"/>
                 <w:color w:val="000000"/>
               </w:rPr>
-              <w:t xml:space="preserve">52 (32.1%)</w:t>
+              <w:t xml:space="preserve">52 (31.9%)</w:t>
             </w:r>
           </w:p>
         </w:tc>
@@ -1888,7 +1888,7 @@
                 <w:szCs w:val="18"/>
                 <w:color w:val="000000"/>
               </w:rPr>
-              <w:t xml:space="preserve">25 (15.4%)</w:t>
+              <w:t xml:space="preserve">26 (16.0%)</w:t>
             </w:r>
           </w:p>
         </w:tc>
@@ -2348,7 +2348,7 @@
                 <w:szCs w:val="18"/>
                 <w:color w:val="000000"/>
               </w:rPr>
-              <w:t xml:space="preserve">30 (18.0%)</w:t>
+              <w:t xml:space="preserve">30 (17.9%)</w:t>
             </w:r>
           </w:p>
         </w:tc>
@@ -2463,7 +2463,7 @@
                 <w:szCs w:val="18"/>
                 <w:color w:val="000000"/>
               </w:rPr>
-              <w:t xml:space="preserve">114 (68.3%)</w:t>
+              <w:t xml:space="preserve">115 (68.5%)</w:t>
             </w:r>
           </w:p>
         </w:tc>
@@ -2578,7 +2578,7 @@
                 <w:szCs w:val="18"/>
                 <w:color w:val="000000"/>
               </w:rPr>
-              <w:t xml:space="preserve">14 (8.4%)</w:t>
+              <w:t xml:space="preserve">14 (8.3%)</w:t>
             </w:r>
           </w:p>
         </w:tc>
@@ -2923,7 +2923,7 @@
                 <w:szCs w:val="18"/>
                 <w:color w:val="000000"/>
               </w:rPr>
-              <w:t xml:space="preserve">86 (52.1%)</w:t>
+              <w:t xml:space="preserve">86 (51.8%)</w:t>
             </w:r>
           </w:p>
         </w:tc>
@@ -3038,7 +3038,7 @@
                 <w:szCs w:val="18"/>
                 <w:color w:val="000000"/>
               </w:rPr>
-              <w:t xml:space="preserve">44 (26.7%)</w:t>
+              <w:t xml:space="preserve">45 (27.1%)</w:t>
             </w:r>
           </w:p>
         </w:tc>
@@ -3153,7 +3153,7 @@
                 <w:szCs w:val="18"/>
                 <w:color w:val="000000"/>
               </w:rPr>
-              <w:t xml:space="preserve">35 (21.2%)</w:t>
+              <w:t xml:space="preserve">35 (21.1%)</w:t>
             </w:r>
           </w:p>
         </w:tc>
@@ -3498,7 +3498,7 @@
                 <w:szCs w:val="18"/>
                 <w:color w:val="000000"/>
               </w:rPr>
-              <w:t xml:space="preserve">130 (85.5%)</w:t>
+              <w:t xml:space="preserve">130 (85.0%)</w:t>
             </w:r>
           </w:p>
         </w:tc>
@@ -3613,7 +3613,7 @@
                 <w:szCs w:val="18"/>
                 <w:color w:val="000000"/>
               </w:rPr>
-              <w:t xml:space="preserve">22 (14.5%)</w:t>
+              <w:t xml:space="preserve">23 (15.0%)</w:t>
             </w:r>
           </w:p>
         </w:tc>
@@ -3958,7 +3958,7 @@
                 <w:szCs w:val="18"/>
                 <w:color w:val="000000"/>
               </w:rPr>
-              <w:t xml:space="preserve">85 (52.5%)</w:t>
+              <w:t xml:space="preserve">85 (52.1%)</w:t>
             </w:r>
           </w:p>
         </w:tc>
@@ -4073,7 +4073,7 @@
                 <w:szCs w:val="18"/>
                 <w:color w:val="000000"/>
               </w:rPr>
-              <w:t xml:space="preserve">77 (47.5%)</w:t>
+              <w:t xml:space="preserve">78 (47.9%)</w:t>
             </w:r>
           </w:p>
         </w:tc>
@@ -4648,7 +4648,7 @@
                 <w:szCs w:val="18"/>
                 <w:color w:val="000000"/>
               </w:rPr>
-              <w:t xml:space="preserve">55</w:t>
+              <w:t xml:space="preserve">56</w:t>
             </w:r>
           </w:p>
         </w:tc>
@@ -5108,7 +5108,7 @@
                 <w:szCs w:val="18"/>
                 <w:color w:val="000000"/>
               </w:rPr>
-              <w:t xml:space="preserve">18</w:t>
+              <w:t xml:space="preserve">19</w:t>
             </w:r>
           </w:p>
         </w:tc>
@@ -5568,7 +5568,7 @@
                 <w:szCs w:val="18"/>
                 <w:color w:val="000000"/>
               </w:rPr>
-              <w:t xml:space="preserve">23</w:t>
+              <w:t xml:space="preserve">24</w:t>
             </w:r>
           </w:p>
         </w:tc>
@@ -6258,7 +6258,7 @@
                 <w:szCs w:val="18"/>
                 <w:color w:val="000000"/>
               </w:rPr>
-              <w:t xml:space="preserve">24</w:t>
+              <w:t xml:space="preserve">25</w:t>
             </w:r>
           </w:p>
         </w:tc>
@@ -6488,7 +6488,7 @@
                 <w:szCs w:val="18"/>
                 <w:color w:val="000000"/>
               </w:rPr>
-              <w:t xml:space="preserve">149 (92.0%)</w:t>
+              <w:t xml:space="preserve">150 (92.0%)</w:t>
             </w:r>
           </w:p>
         </w:tc>
@@ -6948,7 +6948,7 @@
                 <w:szCs w:val="18"/>
                 <w:color w:val="000000"/>
               </w:rPr>
-              <w:t xml:space="preserve">50 (30.1%)</w:t>
+              <w:t xml:space="preserve">50 (29.9%)</w:t>
             </w:r>
           </w:p>
         </w:tc>
@@ -7063,7 +7063,7 @@
                 <w:szCs w:val="18"/>
                 <w:color w:val="000000"/>
               </w:rPr>
-              <w:t xml:space="preserve">111 (66.9%)</w:t>
+              <w:t xml:space="preserve">112 (67.1%)</w:t>
             </w:r>
           </w:p>
         </w:tc>
@@ -7523,7 +7523,7 @@
                 <w:szCs w:val="18"/>
                 <w:color w:val="000000"/>
               </w:rPr>
-              <w:t xml:space="preserve">61 (40.7%)</w:t>
+              <w:t xml:space="preserve">61 (40.4%)</w:t>
             </w:r>
           </w:p>
         </w:tc>
@@ -7638,7 +7638,7 @@
                 <w:szCs w:val="18"/>
                 <w:color w:val="000000"/>
               </w:rPr>
-              <w:t xml:space="preserve">89 (59.3%)</w:t>
+              <w:t xml:space="preserve">90 (59.6%)</w:t>
             </w:r>
           </w:p>
         </w:tc>
